--- a/az/discovery-articles/3.6 Təyyarə.docx
+++ b/az/discovery-articles/3.6 Təyyarə.docx
@@ -4,586 +4,387 @@
   <w:body>
     <w:p>
       <w:pPr>
-        <w:keepNext/>
-        <w:spacing w:before="280" w:after="120"/>
+        <w:pStyle w:val="Title"/>
+        <w:widowControl/>
       </w:pPr>
       <w:r>
-        <w:rPr>
-          <w:rFonts w:ascii="Calibri" w:hAnsi="Calibri" w:eastAsia="Calibri"/>
-          <w:b/>
-          <w:i w:val="0"/>
-          <w:color w:val="004E8C"/>
-          <w:sz w:val="44"/>
-        </w:rPr>
         <w:t>3.6 Təyyarə</w:t>
       </w:r>
     </w:p>
     <w:p>
       <w:pPr>
-        <w:spacing w:after="80"/>
+        <w:keepNext/>
+        <w:widowControl/>
       </w:pPr>
       <w:r>
         <w:rPr>
-          <w:rFonts w:ascii="Calibri" w:hAnsi="Calibri" w:eastAsia="Calibri"/>
-          <w:b w:val="0"/>
-          <w:i/>
-          <w:color w:val="505050"/>
-          <w:sz w:val="22"/>
+          <w:sz w:val="20"/>
         </w:rPr>
-        <w:t>3. Sənaye, enerji və nəqliyyat</w:t>
-      </w:r>
-    </w:p>
-    <w:p>
-      <w:pPr>
-        <w:spacing w:after="200"/>
-      </w:pPr>
-      <w:r>
-        <w:rPr>
-          <w:rFonts w:ascii="Calibri" w:hAnsi="Calibri" w:eastAsia="Calibri"/>
-          <w:b w:val="0"/>
-          <w:i/>
-          <w:sz w:val="22"/>
-        </w:rPr>
-        <w:t>Dövr: 1903-cü il (Rayt qardaşlarının Şimali Karolinanın Kitti-Hok ərazisində ilk mühərrikli uçuşu) | Əsas simalar: Orvill və Uilbur Rayt; sonralar Lui Blerio, Antoni Fokker, Frenk Uittl (reaktiv mühərrik)</w:t>
-      </w:r>
-    </w:p>
-    <w:p>
-      <w:pPr>
-        <w:spacing w:after="160" w:line="276" w:lineRule="auto"/>
-      </w:pPr>
-      <w:r>
-        <w:rPr>
-          <w:rFonts w:ascii="Calibri" w:hAnsi="Calibri" w:eastAsia="Calibri"/>
-          <w:b w:val="0"/>
-          <w:i w:val="0"/>
-          <w:sz w:val="22"/>
-        </w:rPr>
-        <w:t>Təyyarə qanadları ətrafındakı hava axınından qaldırıcı qüvvə alan, havadan ağır uçuş aparatıdır. Rayt qardaşlarının 1903-cü ildə həyata keçirdiyi uçuşlar mühərrikli aparatın təkcə havaya qalxa deyil, həm də etibarlı şəkildə idarə oluna bildiyini göstərdi.</w:t>
+        <w:t>3 Sənaye enerji və nəqliyyat</w:t>
       </w:r>
     </w:p>
     <w:p>
       <w:pPr>
         <w:keepNext/>
-        <w:spacing w:before="240" w:after="120"/>
+        <w:widowControl/>
       </w:pPr>
       <w:r>
         <w:rPr>
-          <w:rFonts w:ascii="Calibri" w:hAnsi="Calibri" w:eastAsia="Calibri"/>
-          <w:b/>
-          <w:i w:val="0"/>
-          <w:color w:val="004E8C"/>
-          <w:sz w:val="28"/>
+          <w:sz w:val="20"/>
         </w:rPr>
-        <w:t>Əsas faktlar</w:t>
+        <w:t>Dövr: 1903 (Rayt qardaşlarının Şimali Karolinanın Kitti-Hok ərazisində ilk mühərrikli uçuşu) | Əsas şəxslər: Orvill və Uilbur Rayt; sonralar Lui Blerio, Antoni Fokker, Frenk Uitl (reaktiv mühərrik)</w:t>
+      </w:r>
+    </w:p>
+    <w:p>
+      <w:pPr>
+        <w:widowControl/>
+      </w:pPr>
+      <w:r>
+        <w:t>Təyyarə havadan ağır uçuş aparatıdır. Qanadların havaya nəzərən hərəkəti qaldırıcı qüvvə yaradır. Rayt qardaşlarının 1903-cü il uçuşları mühərriklə hərəkət edən aparatda idarə olunan uçuşun mümkünlüyünü göstərdi.</w:t>
+      </w:r>
+    </w:p>
+    <w:p>
+      <w:pPr>
+        <w:pStyle w:val="Heading1"/>
+        <w:widowControl/>
+      </w:pPr>
+      <w:r>
+        <w:t>Əsas məlumatlar</w:t>
       </w:r>
     </w:p>
     <w:p>
       <w:pPr>
         <w:pStyle w:val="ListBullet"/>
+        <w:widowControl/>
       </w:pPr>
       <w:r>
-        <w:rPr>
-          <w:rFonts w:ascii="Calibri" w:hAnsi="Calibri" w:eastAsia="Calibri"/>
-          <w:b w:val="0"/>
-          <w:i w:val="0"/>
-          <w:sz w:val="22"/>
-        </w:rPr>
-        <w:t>Uilbur və Orvill Rayt 1903-cü ildə Şimali Karolinanın Kitti-Hok ərazisində uçuş həyata keçiriblər</w:t>
+        <w:t>Uilbur və Orvill Rayt 1903-cü ildə Şimali Karolinanın Kitti-Hok ərazisində uçdular.</w:t>
       </w:r>
     </w:p>
     <w:p>
       <w:pPr>
         <w:pStyle w:val="ListBullet"/>
+        <w:widowControl/>
       </w:pPr>
       <w:r>
-        <w:rPr>
-          <w:rFonts w:ascii="Calibri" w:hAnsi="Calibri" w:eastAsia="Calibri"/>
-          <w:b w:val="0"/>
-          <w:i w:val="0"/>
-          <w:sz w:val="22"/>
-        </w:rPr>
-        <w:t>Onların əsas töhfəsi yalnız mühərrik deyil, üç ox üzrə idarəetmə sistemi olub</w:t>
+        <w:t>Onların əsas töhfəsi təkcə mühərrik deyil, üç ox üzrə idarəetmə idi.</w:t>
       </w:r>
     </w:p>
     <w:p>
       <w:pPr>
         <w:pStyle w:val="ListBullet"/>
+        <w:widowControl/>
       </w:pPr>
       <w:r>
-        <w:rPr>
-          <w:rFonts w:ascii="Calibri" w:hAnsi="Calibri" w:eastAsia="Calibri"/>
-          <w:b w:val="0"/>
-          <w:i w:val="0"/>
-          <w:sz w:val="22"/>
-        </w:rPr>
-        <w:t>Otto Liliental və başqa qabaqcılların planerləri qanadların quruluşunu öyrənməyə kömək edib</w:t>
+        <w:t>Otto Lilientalın və başqalarının əvvəlki planerləri qanad quruluşunu öyrənməyə kömək etmişdi.</w:t>
       </w:r>
     </w:p>
     <w:p>
       <w:pPr>
         <w:pStyle w:val="ListBullet"/>
+        <w:widowControl/>
       </w:pPr>
       <w:r>
-        <w:rPr>
-          <w:rFonts w:ascii="Calibri" w:hAnsi="Calibri" w:eastAsia="Calibri"/>
-          <w:b w:val="0"/>
-          <w:i w:val="0"/>
-          <w:sz w:val="22"/>
-        </w:rPr>
-        <w:t>Dünya müharibələri təyyarələrin taxta və parçadan metal reaktiv maşınlara qədər sürətli inkişafını gücləndirib</w:t>
+        <w:t>Dünya müharibələri taxta və parça gövdəli aparatlardan metal reaktiv təyyarələrə keçidi sürətləndirdi.</w:t>
       </w:r>
     </w:p>
     <w:p>
       <w:pPr>
         <w:pStyle w:val="ListBullet"/>
+        <w:widowControl/>
       </w:pPr>
       <w:r>
-        <w:rPr>
-          <w:rFonts w:ascii="Calibri" w:hAnsi="Calibri" w:eastAsia="Calibri"/>
-          <w:b w:val="0"/>
-          <w:i w:val="0"/>
-          <w:sz w:val="22"/>
-        </w:rPr>
-        <w:t>Mülki aviasiya sonralar qitələrarası səfəri adi hala çevirib</w:t>
+        <w:t>Sonralar mülki aviasiya qitələrarası səfərləri adi hala çevirdi.</w:t>
       </w:r>
     </w:p>
     <w:p>
       <w:pPr>
-        <w:keepNext/>
-        <w:spacing w:before="240" w:after="120"/>
+        <w:pStyle w:val="Heading1"/>
+        <w:widowControl/>
       </w:pPr>
       <w:r>
-        <w:rPr>
-          <w:rFonts w:ascii="Calibri" w:hAnsi="Calibri" w:eastAsia="Calibri"/>
-          <w:b/>
-          <w:i w:val="0"/>
-          <w:color w:val="004E8C"/>
-          <w:sz w:val="28"/>
-        </w:rPr>
-        <w:t>Bu nədir və necə işləyir?</w:t>
+        <w:t>Bu nədir</w:t>
       </w:r>
     </w:p>
     <w:p>
       <w:pPr>
-        <w:spacing w:after="160" w:line="276" w:lineRule="auto"/>
+        <w:widowControl/>
       </w:pPr>
       <w:r>
-        <w:rPr>
-          <w:rFonts w:ascii="Calibri" w:hAnsi="Calibri" w:eastAsia="Calibri"/>
-          <w:b w:val="0"/>
-          <w:i w:val="0"/>
-          <w:sz w:val="22"/>
-        </w:rPr>
-        <w:t>Təyyarə qanadın üzərindən keçən havanın yuxarı istiqamətli qaldırıcı qüvvə yaratması sayəsində havada qalır, mühərrik isə hava müqavimətini dəf edir. Balondan fərqli olaraq, təyyarə havadan ağırdır. İdarəetmə pilotun təyyarəni uzununa ox ətrafında əyməsinə, burnunu qaldırıb-endirməsinə və sağa-sola döndərməsinə imkan verir. İdarəetmə yoxdursa, qısa sıçrayışı hələ faydalı uçuş saymaq olmaz. Velosiped sürməyi öyrənmək kimi, burada da tarazlıq və sükanı idarə etmək pedal çevirmək qədər vacibdir. Təyyarə təkcə qanadların deyil, eyni dərəcədə idarəetmə sisteminin ixtirasıdır.</w:t>
+        <w:t>Qanad ətrafından keçən hava yuxarı yönəlmiş qaldırıcı qüvvə yaradır, mühərrik isə hava müqavimətini dəf edir. Təyyarə şardan fərqli olaraq havadan ağırdır. İdarəetmə pilotun aparatı üç ox ətrafında döndərə bilməsi deməkdir: qanadları yana əymək, burnu qaldırıb-endirmək və sağa-sola yönəltmək. İdarə olunmayan qısa sıçrayış hələ yararlı uçuş deyil. Velosiped sürməyi öyrənəndə də tarazlıq və istiqamət pedalı çevirmək qədər vacibdir. Buna görə təyyarənin ixtirası qanadlar qədər idarəetmə sisteminin də yaradılmasıdır.</w:t>
       </w:r>
     </w:p>
     <w:p>
       <w:pPr>
-        <w:keepNext/>
-        <w:spacing w:before="240" w:after="120"/>
+        <w:pStyle w:val="Heading1"/>
+        <w:widowControl/>
       </w:pPr>
       <w:r>
-        <w:rPr>
-          <w:rFonts w:ascii="Calibri" w:hAnsi="Calibri" w:eastAsia="Calibri"/>
-          <w:b/>
-          <w:i w:val="0"/>
-          <w:color w:val="004E8C"/>
-          <w:sz w:val="28"/>
-        </w:rPr>
-        <w:t>Kim kəşf və ya ixtira edib?</w:t>
+        <w:t>Kim kəşf edib və ya yaradıb</w:t>
       </w:r>
     </w:p>
     <w:p>
       <w:pPr>
-        <w:spacing w:after="160" w:line="276" w:lineRule="auto"/>
+        <w:widowControl/>
       </w:pPr>
       <w:r>
-        <w:rPr>
-          <w:rFonts w:ascii="Calibri" w:hAnsi="Calibri" w:eastAsia="Calibri"/>
-          <w:b w:val="0"/>
-          <w:i w:val="0"/>
-          <w:sz w:val="22"/>
-        </w:rPr>
-        <w:t>Ohayo ştatının Dayton şəhərindən olan velosiped ustaları Uilbur və Orvill Rayt 17 dekabr 1903-cü ildə hamının qəbul etdiyi ilk idarə olunan, davamlı və mühərrikli uçuşları həyata keçirdilər. Onlar Otto Lilientalın planerlərini öyrəndilər, aerodinamik boru qurdular və qanadları burmaqla işləyən idarəetmə sistemi hazırladılar. Eyni məqsədə çoxsaylı başqa ixtiraçılar da yaxınlaşmışdı; bəzi iddialar hələ mübahisəlidir. Rayt qardaşlarının qeyd dəftərləri və fotoşəkilləri onların nailiyyətini əsas istinad nöqtəsinə çevirib.</w:t>
+        <w:t>Ohayonun Deyton şəhərindən olan velosiped ustaları Uilbur və Orvill Rayt 17 dekabr 1903-cü ildə ümumən ilk kimi qəbul edilən idarə olunan, davamlı, mühərrikli uçuşları həyata keçirdilər. Onlar Otto Lilientalın planerlərini öyrəndilər, aerodinamik boru qurdular və qanadları burmaqla idarəetmə sistemi hazırladılar. Başqa ixtiraçılar da nəticəyə yaxınlaşmışdı; bəzi birincilik iddiaları hələ mübahisəlidir. Raytların qeydləri və fotoşəkilləri onların nailiyyətini əsas istinad nöqtəsinə çevirir.</w:t>
       </w:r>
     </w:p>
     <w:p>
       <w:pPr>
-        <w:keepNext/>
-        <w:spacing w:before="240" w:after="120"/>
+        <w:pStyle w:val="Heading1"/>
+        <w:widowControl/>
       </w:pPr>
       <w:r>
-        <w:rPr>
-          <w:rFonts w:ascii="Calibri" w:hAnsi="Calibri" w:eastAsia="Calibri"/>
-          <w:b/>
-          <w:i w:val="0"/>
-          <w:color w:val="004E8C"/>
-          <w:sz w:val="28"/>
-        </w:rPr>
-        <w:t>Nə vaxt və necə yaranıb?</w:t>
+        <w:t>Nə vaxt və necə yaranıb</w:t>
       </w:r>
     </w:p>
     <w:p>
       <w:pPr>
-        <w:spacing w:after="160" w:line="276" w:lineRule="auto"/>
+        <w:widowControl/>
       </w:pPr>
       <w:r>
-        <w:rPr>
-          <w:rFonts w:ascii="Calibri" w:hAnsi="Calibri" w:eastAsia="Calibri"/>
-          <w:b w:val="0"/>
-          <w:i w:val="0"/>
-          <w:sz w:val="22"/>
-        </w:rPr>
-        <w:t>Uçuşlar Kitti-Hokun qumlu təpələrində keçirildi; sabit küləklər və yumşaq qum sınaqları asanlaşdırırdı. Qardaşlar işə sistemli yanaşdılar: özlərinin hazırladığı yüngül mühərriki əlavə etməzdən əvvəl idarəetmə məsələsini həll etdilər. Şəxsi vəsait, sənətkarlıq bacarığı və XIX əsrin sonunda quşlarla planerlərə yaranan maraq bu nailiyyətə zəmin yaratdı. On il keçməmiş Avropa və Amerika təyyarəni təkmilləşdirmək yarışına girmişdi.</w:t>
+        <w:t>Uçuşlar sabit küləyin və yumşaq qumun sınaqlara kömək etdiyi Kitti-Hok qum təpələrində baş tutdu. Qardaşlar ardıcıl işləyirdilər: əvvəl idarəetmə məsələsini həll etdilər, sonra özlərinin hazırladığı yüngül mühərriki əlavə etdilər. Şəxsi vəsait, ustalıq və XIX əsrin sonlarında quşlara və planerlərə artan maraq bu işə zəmin yaratdı. On il keçməmiş Avropa və Amerikada təyyarəni təkmilləşdirmək yarışı başladı.</w:t>
       </w:r>
     </w:p>
     <w:p>
       <w:pPr>
-        <w:keepNext/>
-        <w:spacing w:before="240" w:after="120"/>
+        <w:pStyle w:val="Heading1"/>
+        <w:widowControl/>
       </w:pPr>
       <w:r>
-        <w:rPr>
-          <w:rFonts w:ascii="Calibri" w:hAnsi="Calibri" w:eastAsia="Calibri"/>
-          <w:b/>
-          <w:i w:val="0"/>
-          <w:color w:val="004E8C"/>
-          <w:sz w:val="28"/>
-        </w:rPr>
-        <w:t>Elmi əhəmiyyəti</w:t>
+        <w:t>Elm üçün əhəmiyyəti</w:t>
       </w:r>
     </w:p>
     <w:p>
       <w:pPr>
-        <w:spacing w:after="160" w:line="276" w:lineRule="auto"/>
+        <w:widowControl/>
       </w:pPr>
       <w:r>
-        <w:rPr>
-          <w:rFonts w:ascii="Calibri" w:hAnsi="Calibri" w:eastAsia="Calibri"/>
-          <w:b w:val="0"/>
-          <w:i w:val="0"/>
-          <w:sz w:val="22"/>
-        </w:rPr>
-        <w:t>Uçuş havanın necə axdığını, qaldırıcı qüvvənin necə yarandığını, axının qırılmasını və burulğanları öyrənən yeni aerodinamika elmini sürətləndirdi. Cihazlar, radio və daha sonra hermetik kabinələr uçuşun etibarlı nəqliyyat və peşə sahəsinə çevrilməsinə şərait yaratdı. Təyyarə qaldırıcı qüvvə və idarəetmə haqqında sınaqdan keçirilmiş nəzəriyyənin yanlış təsəvvürlərə qalib gələ biləcəyini göstərdi. Hər qəzanı ictimai şəkildə öyrənmək üçün ayrıca təhqiqat sistemi də yarandı.</w:t>
+        <w:t>Uçuş aerodinamikanın inkişafını tələb etdi: hava necə axır, axın nə vaxt qanaddan ayrılaraq qaldırıcı qüvvəni azaldır, burulğanlar necə yaranır? Ölçü cihazları, radio və sonralar təzyiqi tənzimlənən kabinələr səmanı iş məkanına çevirdi. Təyyarə qaldırıcı qüvvə və idarəetmə haqqında sınaqdan çıxmış nəzəriyyənin ənənəvi təsəvvürləri geridə qoya bildiyini göstərdi. Qəzaların açıq araşdırılması da səhvlərdən öyrənmək üsuluna çevrildi.</w:t>
       </w:r>
     </w:p>
     <w:p>
       <w:pPr>
-        <w:keepNext/>
-        <w:spacing w:before="240" w:after="120"/>
+        <w:pStyle w:val="Heading1"/>
+        <w:widowControl/>
       </w:pPr>
       <w:r>
-        <w:rPr>
-          <w:rFonts w:ascii="Calibri" w:hAnsi="Calibri" w:eastAsia="Calibri"/>
-          <w:b/>
-          <w:i w:val="0"/>
-          <w:color w:val="004E8C"/>
-          <w:sz w:val="28"/>
-        </w:rPr>
         <w:t>Sonrakı inkişafa təsiri</w:t>
       </w:r>
     </w:p>
     <w:p>
       <w:pPr>
-        <w:spacing w:after="160" w:line="276" w:lineRule="auto"/>
+        <w:widowControl/>
       </w:pPr>
       <w:r>
-        <w:rPr>
-          <w:rFonts w:ascii="Calibri" w:hAnsi="Calibri" w:eastAsia="Calibri"/>
-          <w:b w:val="0"/>
-          <w:i w:val="0"/>
-          <w:sz w:val="22"/>
-        </w:rPr>
-        <w:t>Hərbi təyyarələr müharibənin gedişini dəyişdi. Hava poçtu və sərnişin təyyarələri dinc dövrü dəyişdirdi. 1950-ci illərdən sonra reaktiv təyyarələr okeanı bir günlük səfərə çevirdi. Bu gün sərnişin təyyarələri peyk və kompüterlər vasitəsilə istiqamətləndirilir, lakin qanad və idarəetmə prinsipi dəyişməyib. Pilotsuz uçuş aparatları onların kiçik, çox vaxt insansız davamçılarıdır. Elektrik təyyarələri isə eyni ideyanın yeni təcrübələridir.</w:t>
+        <w:t>Hərbi təyyarələr müharibəni, hava poçtu və sərnişin təyyarələri isə dinc həyatı dəyişdi. 1950-ci illərdən sonra reaktiv təyyarələr okeanı bir gün ərzində keçməyi mümkün etdi. İndi peyklər və kompüterlər hava gəmilərinin istiqamətini müəyyənləşdirir, amma qanad və idarəetmə prinsipi qalır. Kiçik, çox vaxt pilotsuz dronlar bu inkişafın davamıdır. Elektrik təyyarələri də eyni fikir üzərində qurulan sonrakı təcrübələrdir.</w:t>
       </w:r>
     </w:p>
     <w:p>
       <w:pPr>
-        <w:keepNext/>
-        <w:spacing w:before="240" w:after="120"/>
+        <w:pStyle w:val="Heading1"/>
+        <w:widowControl/>
       </w:pPr>
       <w:r>
-        <w:rPr>
-          <w:rFonts w:ascii="Calibri" w:hAnsi="Calibri" w:eastAsia="Calibri"/>
-          <w:b/>
-          <w:i w:val="0"/>
-          <w:color w:val="004E8C"/>
-          <w:sz w:val="28"/>
-        </w:rPr>
-        <w:t>İnsan həyatını necə dəyişdi?</w:t>
+        <w:t>İnsan həyatını necə dəyişib</w:t>
       </w:r>
     </w:p>
     <w:p>
       <w:pPr>
-        <w:spacing w:after="160" w:line="276" w:lineRule="auto"/>
+        <w:widowControl/>
       </w:pPr>
       <w:r>
-        <w:rPr>
-          <w:rFonts w:ascii="Calibri" w:hAnsi="Calibri" w:eastAsia="Calibri"/>
-          <w:b w:val="0"/>
-          <w:i w:val="0"/>
-          <w:sz w:val="22"/>
-        </w:rPr>
-        <w:t>Adi insanlar qitələri bir neçə saata keçmək, ailələrinə qovuşmaq və tez xarab olan məhsulları uzağa göndərmək imkanı qazandılar. Bununla yanaşı səs-küy və tullantılar artdı, planet isə həm yaxşı, həm də pis mənada daha kiçik görünməyə başladı. Hava nəqliyyatı qloballaşmanın mühüm göstəricisinə çevrildi. Bu gün məsafəni çox vaxt dənizdə keçən aylarla deyil, vaxt və bilet qiyməti ilə ölçürük.</w:t>
+        <w:t>Adi insanlar qitələri saatlar ərzində keçmək, ailələri ilə görüşmək və tez xarab olan məhsulları daşımaq imkanı qazandılar. Səs-küy və tullantılar da artdı; dünya həm yaxşı, həm də mənfi mənada kiçildi. Hava nəqliyyatı qloballaşmanın əlamətinə çevrildi. Bu gün uzaqlıq çox vaxt dənizdə bir ay keçirmək deyil, müəyyən vaxt və bilet deməkdir.</w:t>
       </w:r>
     </w:p>
     <w:p>
       <w:pPr>
-        <w:keepNext/>
-        <w:spacing w:before="240" w:after="120"/>
+        <w:pStyle w:val="Heading1"/>
+        <w:widowControl/>
       </w:pPr>
       <w:r>
-        <w:rPr>
-          <w:rFonts w:ascii="Calibri" w:hAnsi="Calibri" w:eastAsia="Calibri"/>
-          <w:b/>
-          <w:i w:val="0"/>
-          <w:color w:val="004E8C"/>
-          <w:sz w:val="28"/>
-        </w:rPr>
         <w:t>Mənbələr və istinadlar</w:t>
       </w:r>
     </w:p>
     <w:p>
       <w:pPr>
-        <w:keepNext/>
-        <w:spacing w:before="240" w:after="120"/>
+        <w:pStyle w:val="Heading2"/>
+        <w:widowControl/>
       </w:pPr>
       <w:r>
         <w:rPr>
-          <w:rFonts w:ascii="Calibri" w:hAnsi="Calibri" w:eastAsia="Calibri"/>
-          <w:b/>
-          <w:i w:val="0"/>
-          <w:color w:val="004E8C"/>
-          <w:sz w:val="24"/>
+          <w:sz w:val="20"/>
         </w:rPr>
-        <w:t>C. Təşkilatların materialları və ensiklopedik mənbələr</w:t>
+        <w:t>C Qurumların materialları və ensiklopedik mənbələr</w:t>
       </w:r>
     </w:p>
     <w:p>
       <w:pPr>
-        <w:spacing w:after="80"/>
-        <w:ind w:left="360"/>
+        <w:widowControl/>
       </w:pPr>
       <w:r>
         <w:rPr>
-          <w:rFonts w:ascii="Calibri" w:hAnsi="Calibri" w:eastAsia="Calibri"/>
-          <w:b w:val="0"/>
-          <w:i w:val="0"/>
-          <w:sz w:val="22"/>
+          <w:sz w:val="20"/>
         </w:rPr>
-        <w:t>1. Encyclopaedia Britannica. “Airplane” (“Təyyarə”).</w:t>
-      </w:r>
-      <w:r>
-        <w:rPr>
-          <w:rFonts w:ascii="Calibri" w:hAnsi="Calibri" w:eastAsia="Calibri"/>
-          <w:b w:val="0"/>
-          <w:i w:val="0"/>
-          <w:sz w:val="22"/>
-        </w:rPr>
-        <w:t xml:space="preserve"> </w:t>
+        <w:t xml:space="preserve">1. Encyclopaedia Britannica. 'Airplane.' </w:t>
       </w:r>
       <w:hyperlink r:id="rId9">
         <w:r>
           <w:rPr>
-            <w:rFonts w:ascii="Calibri" w:hAnsi="Calibri" w:eastAsia="Calibri"/>
-            <w:b w:val="0"/>
-            <w:i w:val="0"/>
-            <w:sz w:val="22"/>
-            <w:color w:val="0563C1"/>
-            <w:u w:val="single"/>
+            <w:sz w:val="20"/>
           </w:rPr>
           <w:t>https://www.britannica.com/technology/airplane</w:t>
         </w:r>
       </w:hyperlink>
+      <w:r>
+        <w:rPr>
+          <w:sz w:val="20"/>
+        </w:rPr>
+      </w:r>
     </w:p>
     <w:p>
       <w:pPr>
-        <w:spacing w:after="80"/>
-        <w:ind w:left="360"/>
+        <w:widowControl/>
       </w:pPr>
       <w:r>
         <w:rPr>
-          <w:rFonts w:ascii="Calibri" w:hAnsi="Calibri" w:eastAsia="Calibri"/>
-          <w:b w:val="0"/>
-          <w:i w:val="0"/>
-          <w:sz w:val="22"/>
+          <w:sz w:val="20"/>
         </w:rPr>
-        <w:t>2. Library of Congress. Uilbur və Orvill Raytın sənədləri.</w:t>
-      </w:r>
-      <w:r>
-        <w:rPr>
-          <w:rFonts w:ascii="Calibri" w:hAnsi="Calibri" w:eastAsia="Calibri"/>
-          <w:b w:val="0"/>
-          <w:i w:val="0"/>
-          <w:sz w:val="22"/>
-        </w:rPr>
-        <w:t xml:space="preserve"> </w:t>
+        <w:t xml:space="preserve">2. Library of Congress. The Wilbur and Orville Wright papers. </w:t>
       </w:r>
       <w:hyperlink r:id="rId10">
         <w:r>
           <w:rPr>
-            <w:rFonts w:ascii="Calibri" w:hAnsi="Calibri" w:eastAsia="Calibri"/>
-            <w:b w:val="0"/>
-            <w:i w:val="0"/>
-            <w:sz w:val="22"/>
-            <w:color w:val="0563C1"/>
-            <w:u w:val="single"/>
+            <w:sz w:val="20"/>
           </w:rPr>
           <w:t>https://www.loc.gov/collections/wilbur-and-orville-wright-papers/</w:t>
         </w:r>
       </w:hyperlink>
-    </w:p>
-    <w:p>
-      <w:pPr>
-        <w:keepNext/>
-        <w:spacing w:before="240" w:after="120"/>
-      </w:pPr>
       <w:r>
         <w:rPr>
-          <w:rFonts w:ascii="Calibri" w:hAnsi="Calibri" w:eastAsia="Calibri"/>
-          <w:b/>
-          <w:i w:val="0"/>
-          <w:color w:val="004E8C"/>
-          <w:sz w:val="24"/>
+          <w:sz w:val="20"/>
         </w:rPr>
-        <w:t>D. Muzey, arxiv və kitabxana materialları</w:t>
       </w:r>
     </w:p>
     <w:p>
       <w:pPr>
-        <w:spacing w:after="80"/>
-        <w:ind w:left="360"/>
+        <w:pStyle w:val="Heading2"/>
+        <w:widowControl/>
       </w:pPr>
       <w:r>
         <w:rPr>
-          <w:rFonts w:ascii="Calibri" w:hAnsi="Calibri" w:eastAsia="Calibri"/>
-          <w:b w:val="0"/>
-          <w:i w:val="0"/>
-          <w:sz w:val="22"/>
+          <w:sz w:val="20"/>
         </w:rPr>
-        <w:t>1. Smithsonian National Air and Space Museum. 1903 Wright Flyer.</w:t>
+        <w:t>D Muzey arxiv və kitabxana materialları</w:t>
       </w:r>
+    </w:p>
+    <w:p>
+      <w:pPr>
+        <w:widowControl/>
+      </w:pPr>
       <w:r>
         <w:rPr>
-          <w:rFonts w:ascii="Calibri" w:hAnsi="Calibri" w:eastAsia="Calibri"/>
-          <w:b w:val="0"/>
-          <w:i w:val="0"/>
-          <w:sz w:val="22"/>
+          <w:sz w:val="20"/>
         </w:rPr>
-        <w:t xml:space="preserve"> </w:t>
+        <w:t xml:space="preserve">1. Smithsonian National Air and Space Museum. 1903 Wright Flyer. </w:t>
       </w:r>
       <w:hyperlink r:id="rId11">
         <w:r>
           <w:rPr>
-            <w:rFonts w:ascii="Calibri" w:hAnsi="Calibri" w:eastAsia="Calibri"/>
-            <w:b w:val="0"/>
-            <w:i w:val="0"/>
-            <w:sz w:val="22"/>
-            <w:color w:val="0563C1"/>
-            <w:u w:val="single"/>
+            <w:sz w:val="20"/>
           </w:rPr>
           <w:t>https://airandspace.si.edu/collection-objects/1903-wright-flyer</w:t>
         </w:r>
       </w:hyperlink>
+      <w:r>
+        <w:rPr>
+          <w:sz w:val="20"/>
+        </w:rPr>
+      </w:r>
     </w:p>
     <w:p>
       <w:pPr>
-        <w:spacing w:after="80"/>
-        <w:ind w:left="360"/>
+        <w:widowControl/>
       </w:pPr>
       <w:r>
         <w:rPr>
-          <w:rFonts w:ascii="Calibri" w:hAnsi="Calibri" w:eastAsia="Calibri"/>
-          <w:b w:val="0"/>
-          <w:i w:val="0"/>
-          <w:sz w:val="22"/>
+          <w:sz w:val="20"/>
         </w:rPr>
-        <w:t>2. Wright Brothers National Memorial, National Park Service.</w:t>
-      </w:r>
-      <w:r>
-        <w:rPr>
-          <w:rFonts w:ascii="Calibri" w:hAnsi="Calibri" w:eastAsia="Calibri"/>
-          <w:b w:val="0"/>
-          <w:i w:val="0"/>
-          <w:sz w:val="22"/>
-        </w:rPr>
-        <w:t xml:space="preserve"> </w:t>
+        <w:t xml:space="preserve">2. Wright Brothers National Memorial, National Park Service. </w:t>
       </w:r>
       <w:hyperlink r:id="rId12">
         <w:r>
           <w:rPr>
-            <w:rFonts w:ascii="Calibri" w:hAnsi="Calibri" w:eastAsia="Calibri"/>
-            <w:b w:val="0"/>
-            <w:i w:val="0"/>
-            <w:sz w:val="22"/>
-            <w:color w:val="0563C1"/>
-            <w:u w:val="single"/>
+            <w:sz w:val="20"/>
           </w:rPr>
           <w:t>https://www.nps.gov/wrbr/index.htm</w:t>
         </w:r>
       </w:hyperlink>
-    </w:p>
-    <w:p>
-      <w:pPr>
-        <w:keepNext/>
-        <w:spacing w:before="240" w:after="120"/>
-      </w:pPr>
       <w:r>
         <w:rPr>
-          <w:rFonts w:ascii="Calibri" w:hAnsi="Calibri" w:eastAsia="Calibri"/>
-          <w:b/>
-          <w:i w:val="0"/>
-          <w:color w:val="004E8C"/>
-          <w:sz w:val="24"/>
+          <w:sz w:val="20"/>
         </w:rPr>
-        <w:t>G. Kosmik agentliklərin, laboratoriyaların və elmi təşkilatların materialları</w:t>
       </w:r>
     </w:p>
     <w:p>
       <w:pPr>
-        <w:spacing w:after="80"/>
-        <w:ind w:left="360"/>
+        <w:pStyle w:val="Heading2"/>
+        <w:widowControl/>
       </w:pPr>
       <w:r>
         <w:rPr>
-          <w:rFonts w:ascii="Calibri" w:hAnsi="Calibri" w:eastAsia="Calibri"/>
-          <w:b w:val="0"/>
-          <w:i w:val="0"/>
-          <w:sz w:val="22"/>
+          <w:sz w:val="20"/>
         </w:rPr>
-        <w:t>1. NASA History. “120 Years Ago: The First Powered Flight at Kitty Hawk” (“120 il əvvəl: Kitti-Hokda ilk mühərrikli uçuş”).</w:t>
+        <w:t>G Kosmik agentliklər laboratoriyalar və elmi təşkilatlar</w:t>
       </w:r>
+    </w:p>
+    <w:p>
+      <w:pPr>
+        <w:widowControl/>
+      </w:pPr>
       <w:r>
         <w:rPr>
-          <w:rFonts w:ascii="Calibri" w:hAnsi="Calibri" w:eastAsia="Calibri"/>
-          <w:b w:val="0"/>
-          <w:i w:val="0"/>
-          <w:sz w:val="22"/>
+          <w:sz w:val="20"/>
         </w:rPr>
-        <w:t xml:space="preserve"> </w:t>
+        <w:t xml:space="preserve">1. NASA History. '120 Years Ago: The First Powered Flight at Kitty Hawk.' </w:t>
       </w:r>
       <w:hyperlink r:id="rId13">
         <w:r>
           <w:rPr>
-            <w:rFonts w:ascii="Calibri" w:hAnsi="Calibri" w:eastAsia="Calibri"/>
-            <w:b w:val="0"/>
-            <w:i w:val="0"/>
-            <w:sz w:val="22"/>
-            <w:color w:val="0563C1"/>
-            <w:u w:val="single"/>
+            <w:sz w:val="20"/>
           </w:rPr>
           <w:t>https://www.nasa.gov/history/120-years-ago-the-first-powered-flight-at-kitty-hawk/</w:t>
         </w:r>
       </w:hyperlink>
+      <w:r>
+        <w:rPr>
+          <w:sz w:val="20"/>
+        </w:rPr>
+      </w:r>
     </w:p>
     <w:sectPr>
-      <w:pgSz w:w="12240" w:h="15840"/>
-      <w:pgMar w:top="1296" w:right="1440" w:bottom="1296" w:left="1440" w:header="720" w:footer="720" w:gutter="0"/>
+      <w:footerReference w:type="default" r:id="rId14"/>
+      <w:pgSz w:w="11906" w:h="16838"/>
+      <w:pgMar w:top="1020" w:right="1134" w:bottom="1020" w:left="1134" w:header="720" w:footer="720" w:gutter="0"/>
       <w:cols w:space="720"/>
       <w:docGrid w:linePitch="360"/>
     </w:sectPr>
   </w:body>
 </w:document>
+</file>
+
+<file path=word/footer1.xml><?xml version="1.0" encoding="utf-8"?>
+<w:ftr xmlns:m="http://schemas.openxmlformats.org/officeDocument/2006/math" xmlns:mc="http://schemas.openxmlformats.org/markup-compatibility/2006" xmlns:mo="http://schemas.microsoft.com/office/mac/office/2008/main" xmlns:mv="urn:schemas-microsoft-com:mac:vml" xmlns:o="urn:schemas-microsoft-com:office:office" xmlns:r="http://schemas.openxmlformats.org/officeDocument/2006/relationships" xmlns:v="urn:schemas-microsoft-com:vml" xmlns:w10="urn:schemas-microsoft-com:office:word" xmlns:w14="http://schemas.microsoft.com/office/word/2010/wordml" xmlns:w="http://schemas.openxmlformats.org/wordprocessingml/2006/main" xmlns:wne="http://schemas.microsoft.com/office/word/2006/wordml" xmlns:wp14="http://schemas.microsoft.com/office/word/2010/wordprocessingDrawing" xmlns:wp="http://schemas.openxmlformats.org/drawingml/2006/wordprocessingDrawing" xmlns:wpc="http://schemas.microsoft.com/office/word/2010/wordprocessingCanvas" xmlns:wpg="http://schemas.microsoft.com/office/word/2010/wordprocessingGroup" xmlns:wpi="http://schemas.microsoft.com/office/word/2010/wordprocessingInk" xmlns:wps="http://schemas.microsoft.com/office/word/2010/wordprocessingShape" mc:Ignorable="w14 wp14">
+  <w:p>
+    <w:pPr>
+      <w:pStyle w:val="Footer"/>
+      <w:jc w:val="right"/>
+    </w:pPr>
+    <w:fldSimple w:instr="PAGE"/>
+  </w:p>
+</w:ftr>
 </file>
 
 <file path=word/numbering.xml><?xml version="1.0" encoding="utf-8"?>
@@ -794,7 +595,7 @@
   <w:docDefaults>
     <w:rPrDefault>
       <w:rPr>
-        <w:rFonts w:asciiTheme="minorHAnsi" w:eastAsiaTheme="minorEastAsia" w:hAnsiTheme="minorHAnsi" w:cstheme="minorBidi"/>
+        <w:rFonts/>
         <w:sz w:val="22"/>
         <w:szCs w:val="22"/>
         <w:lang w:val="en-US" w:eastAsia="en-US" w:bidi="ar-SA"/>
@@ -949,6 +750,15 @@
     <w:name w:val="Normal"/>
     <w:qFormat/>
     <w:rsid w:val="00FC693F"/>
+    <w:pPr>
+      <w:spacing w:after="120" w:line="259" w:lineRule="auto"/>
+    </w:pPr>
+    <w:rPr>
+      <w:rFonts w:ascii="Times New Roman" w:hAnsi="Times New Roman"/>
+      <w:color w:val="000000"/>
+      <w:sz w:val="24"/>
+      <w:lang w:val="az-Latn-AZ"/>
+    </w:rPr>
   </w:style>
   <w:style w:type="paragraph" w:styleId="Header">
     <w:name w:val="header"/>
@@ -1005,16 +815,17 @@
     <w:pPr>
       <w:keepNext/>
       <w:keepLines/>
-      <w:spacing w:before="480" w:after="0"/>
+      <w:spacing w:before="480" w:after="120" w:line="259" w:lineRule="auto"/>
       <w:outlineLvl w:val="0"/>
     </w:pPr>
     <w:rPr>
-      <w:rFonts w:asciiTheme="majorHAnsi" w:eastAsiaTheme="majorEastAsia" w:hAnsiTheme="majorHAnsi" w:cstheme="majorBidi"/>
+      <w:rFonts w:ascii="Times New Roman" w:hAnsi="Times New Roman"/>
       <w:b/>
       <w:bCs/>
-      <w:color w:val="365F91" w:themeColor="accent1" w:themeShade="BF"/>
-      <w:sz w:val="28"/>
+      <w:color w:val="000000"/>
+      <w:sz w:val="26"/>
       <w:szCs w:val="28"/>
+      <w:lang w:val="az-Latn-AZ"/>
     </w:rPr>
   </w:style>
   <w:style w:type="paragraph" w:styleId="Heading2">
@@ -1029,16 +840,17 @@
     <w:pPr>
       <w:keepNext/>
       <w:keepLines/>
-      <w:spacing w:before="200" w:after="0"/>
+      <w:spacing w:before="200" w:after="120" w:line="259" w:lineRule="auto"/>
       <w:outlineLvl w:val="1"/>
     </w:pPr>
     <w:rPr>
-      <w:rFonts w:asciiTheme="majorHAnsi" w:eastAsiaTheme="majorEastAsia" w:hAnsiTheme="majorHAnsi" w:cstheme="majorBidi"/>
+      <w:rFonts w:ascii="Times New Roman" w:hAnsi="Times New Roman"/>
       <w:b/>
       <w:bCs/>
-      <w:color w:val="4F81BD" w:themeColor="accent1"/>
+      <w:color w:val="000000"/>
       <w:sz w:val="26"/>
       <w:szCs w:val="26"/>
+      <w:lang w:val="az-Latn-AZ"/>
     </w:rPr>
   </w:style>
   <w:style w:type="paragraph" w:styleId="Heading3">
@@ -1057,7 +869,7 @@
       <w:outlineLvl w:val="2"/>
     </w:pPr>
     <w:rPr>
-      <w:rFonts w:asciiTheme="majorHAnsi" w:eastAsiaTheme="majorEastAsia" w:hAnsiTheme="majorHAnsi" w:cstheme="majorBidi"/>
+      <w:rFonts/>
       <w:b/>
       <w:bCs/>
       <w:color w:val="4F81BD" w:themeColor="accent1"/>
@@ -1080,7 +892,7 @@
       <w:outlineLvl w:val="3"/>
     </w:pPr>
     <w:rPr>
-      <w:rFonts w:asciiTheme="majorHAnsi" w:eastAsiaTheme="majorEastAsia" w:hAnsiTheme="majorHAnsi" w:cstheme="majorBidi"/>
+      <w:rFonts/>
       <w:b/>
       <w:bCs/>
       <w:i/>
@@ -1105,7 +917,7 @@
       <w:outlineLvl w:val="4"/>
     </w:pPr>
     <w:rPr>
-      <w:rFonts w:asciiTheme="majorHAnsi" w:eastAsiaTheme="majorEastAsia" w:hAnsiTheme="majorHAnsi" w:cstheme="majorBidi"/>
+      <w:rFonts/>
       <w:color w:val="243F60" w:themeColor="accent1" w:themeShade="7F"/>
     </w:rPr>
   </w:style>
@@ -1126,7 +938,7 @@
       <w:outlineLvl w:val="5"/>
     </w:pPr>
     <w:rPr>
-      <w:rFonts w:asciiTheme="majorHAnsi" w:eastAsiaTheme="majorEastAsia" w:hAnsiTheme="majorHAnsi" w:cstheme="majorBidi"/>
+      <w:rFonts/>
       <w:i/>
       <w:iCs/>
       <w:color w:val="243F60" w:themeColor="accent1" w:themeShade="7F"/>
@@ -1149,7 +961,7 @@
       <w:outlineLvl w:val="6"/>
     </w:pPr>
     <w:rPr>
-      <w:rFonts w:asciiTheme="majorHAnsi" w:eastAsiaTheme="majorEastAsia" w:hAnsiTheme="majorHAnsi" w:cstheme="majorBidi"/>
+      <w:rFonts/>
       <w:i/>
       <w:iCs/>
       <w:color w:val="404040" w:themeColor="text1" w:themeTint="BF"/>
@@ -1172,7 +984,7 @@
       <w:outlineLvl w:val="7"/>
     </w:pPr>
     <w:rPr>
-      <w:rFonts w:asciiTheme="majorHAnsi" w:eastAsiaTheme="majorEastAsia" w:hAnsiTheme="majorHAnsi" w:cstheme="majorBidi"/>
+      <w:rFonts/>
       <w:color w:val="4F81BD" w:themeColor="accent1"/>
       <w:sz w:val="20"/>
       <w:szCs w:val="20"/>
@@ -1195,7 +1007,7 @@
       <w:outlineLvl w:val="8"/>
     </w:pPr>
     <w:rPr>
-      <w:rFonts w:asciiTheme="majorHAnsi" w:eastAsiaTheme="majorEastAsia" w:hAnsiTheme="majorHAnsi" w:cstheme="majorBidi"/>
+      <w:rFonts/>
       <w:i/>
       <w:iCs/>
       <w:color w:val="404040" w:themeColor="text1" w:themeTint="BF"/>
@@ -1246,7 +1058,7 @@
     <w:uiPriority w:val="9"/>
     <w:rsid w:val="00FC693F"/>
     <w:rPr>
-      <w:rFonts w:asciiTheme="majorHAnsi" w:eastAsiaTheme="majorEastAsia" w:hAnsiTheme="majorHAnsi" w:cstheme="majorBidi"/>
+      <w:rFonts/>
       <w:b/>
       <w:bCs/>
       <w:color w:val="365F91" w:themeColor="accent1" w:themeShade="BF"/>
@@ -1261,7 +1073,7 @@
     <w:uiPriority w:val="9"/>
     <w:rsid w:val="00FC693F"/>
     <w:rPr>
-      <w:rFonts w:asciiTheme="majorHAnsi" w:eastAsiaTheme="majorEastAsia" w:hAnsiTheme="majorHAnsi" w:cstheme="majorBidi"/>
+      <w:rFonts/>
       <w:b/>
       <w:bCs/>
       <w:color w:val="4F81BD" w:themeColor="accent1"/>
@@ -1276,7 +1088,7 @@
     <w:uiPriority w:val="9"/>
     <w:rsid w:val="00FC693F"/>
     <w:rPr>
-      <w:rFonts w:asciiTheme="majorHAnsi" w:eastAsiaTheme="majorEastAsia" w:hAnsiTheme="majorHAnsi" w:cstheme="majorBidi"/>
+      <w:rFonts/>
       <w:b/>
       <w:bCs/>
       <w:color w:val="4F81BD" w:themeColor="accent1"/>
@@ -1291,19 +1103,17 @@
     <w:qFormat/>
     <w:rsid w:val="00FC693F"/>
     <w:pPr>
-      <w:pBdr>
-        <w:bottom w:val="single" w:sz="8" w:space="4" w:color="4F81BD" w:themeColor="accent1"/>
-      </w:pBdr>
-      <w:spacing w:after="300" w:line="240" w:lineRule="auto"/>
+      <w:spacing w:after="120" w:line="259" w:lineRule="auto"/>
       <w:contextualSpacing/>
     </w:pPr>
     <w:rPr>
-      <w:rFonts w:asciiTheme="majorHAnsi" w:eastAsiaTheme="majorEastAsia" w:hAnsiTheme="majorHAnsi" w:cstheme="majorBidi"/>
-      <w:color w:val="17365D" w:themeColor="text2" w:themeShade="BF"/>
+      <w:rFonts w:ascii="Times New Roman" w:hAnsi="Times New Roman"/>
+      <w:color w:val="000000"/>
       <w:spacing w:val="5"/>
       <w:kern w:val="28"/>
-      <w:sz w:val="52"/>
+      <w:sz w:val="40"/>
       <w:szCs w:val="52"/>
+      <w:lang w:val="az-Latn-AZ"/>
     </w:rPr>
   </w:style>
   <w:style w:type="character" w:customStyle="1" w:styleId="TitleChar">
@@ -1313,7 +1123,7 @@
     <w:uiPriority w:val="10"/>
     <w:rsid w:val="00FC693F"/>
     <w:rPr>
-      <w:rFonts w:asciiTheme="majorHAnsi" w:eastAsiaTheme="majorEastAsia" w:hAnsiTheme="majorHAnsi" w:cstheme="majorBidi"/>
+      <w:rFonts/>
       <w:color w:val="17365D" w:themeColor="text2" w:themeShade="BF"/>
       <w:spacing w:val="5"/>
       <w:kern w:val="28"/>
@@ -1335,7 +1145,7 @@
       </w:numPr>
     </w:pPr>
     <w:rPr>
-      <w:rFonts w:asciiTheme="majorHAnsi" w:eastAsiaTheme="majorEastAsia" w:hAnsiTheme="majorHAnsi" w:cstheme="majorBidi"/>
+      <w:rFonts/>
       <w:i/>
       <w:iCs/>
       <w:color w:val="4F81BD" w:themeColor="accent1"/>
@@ -1351,7 +1161,7 @@
     <w:uiPriority w:val="11"/>
     <w:rsid w:val="00FC693F"/>
     <w:rPr>
-      <w:rFonts w:asciiTheme="majorHAnsi" w:eastAsiaTheme="majorEastAsia" w:hAnsiTheme="majorHAnsi" w:cstheme="majorBidi"/>
+      <w:rFonts/>
       <w:i/>
       <w:iCs/>
       <w:color w:val="4F81BD" w:themeColor="accent1"/>
@@ -1476,8 +1286,15 @@
       <w:numPr>
         <w:numId w:val="1"/>
       </w:numPr>
+      <w:spacing w:after="120" w:line="259" w:lineRule="auto"/>
       <w:contextualSpacing/>
     </w:pPr>
+    <w:rPr>
+      <w:rFonts w:ascii="Times New Roman" w:hAnsi="Times New Roman"/>
+      <w:color w:val="000000"/>
+      <w:sz w:val="24"/>
+      <w:lang w:val="az-Latn-AZ"/>
+    </w:rPr>
   </w:style>
   <w:style w:type="paragraph" w:styleId="ListBullet2">
     <w:name w:val="List Bullet 2"/>
@@ -1649,7 +1466,7 @@
     <w:semiHidden/>
     <w:rsid w:val="00FC693F"/>
     <w:rPr>
-      <w:rFonts w:asciiTheme="majorHAnsi" w:eastAsiaTheme="majorEastAsia" w:hAnsiTheme="majorHAnsi" w:cstheme="majorBidi"/>
+      <w:rFonts/>
       <w:b/>
       <w:bCs/>
       <w:i/>
@@ -1665,7 +1482,7 @@
     <w:semiHidden/>
     <w:rsid w:val="00FC693F"/>
     <w:rPr>
-      <w:rFonts w:asciiTheme="majorHAnsi" w:eastAsiaTheme="majorEastAsia" w:hAnsiTheme="majorHAnsi" w:cstheme="majorBidi"/>
+      <w:rFonts/>
       <w:color w:val="243F60" w:themeColor="accent1" w:themeShade="7F"/>
     </w:rPr>
   </w:style>
@@ -1677,7 +1494,7 @@
     <w:semiHidden/>
     <w:rsid w:val="00FC693F"/>
     <w:rPr>
-      <w:rFonts w:asciiTheme="majorHAnsi" w:eastAsiaTheme="majorEastAsia" w:hAnsiTheme="majorHAnsi" w:cstheme="majorBidi"/>
+      <w:rFonts/>
       <w:i/>
       <w:iCs/>
       <w:color w:val="243F60" w:themeColor="accent1" w:themeShade="7F"/>
@@ -1691,7 +1508,7 @@
     <w:semiHidden/>
     <w:rsid w:val="00FC693F"/>
     <w:rPr>
-      <w:rFonts w:asciiTheme="majorHAnsi" w:eastAsiaTheme="majorEastAsia" w:hAnsiTheme="majorHAnsi" w:cstheme="majorBidi"/>
+      <w:rFonts/>
       <w:i/>
       <w:iCs/>
       <w:color w:val="404040" w:themeColor="text1" w:themeTint="BF"/>
@@ -1705,7 +1522,7 @@
     <w:semiHidden/>
     <w:rsid w:val="00FC693F"/>
     <w:rPr>
-      <w:rFonts w:asciiTheme="majorHAnsi" w:eastAsiaTheme="majorEastAsia" w:hAnsiTheme="majorHAnsi" w:cstheme="majorBidi"/>
+      <w:rFonts/>
       <w:color w:val="4F81BD" w:themeColor="accent1"/>
       <w:sz w:val="20"/>
       <w:szCs w:val="20"/>
@@ -1719,7 +1536,7 @@
     <w:semiHidden/>
     <w:rsid w:val="00FC693F"/>
     <w:rPr>
-      <w:rFonts w:asciiTheme="majorHAnsi" w:eastAsiaTheme="majorEastAsia" w:hAnsiTheme="majorHAnsi" w:cstheme="majorBidi"/>
+      <w:rFonts/>
       <w:i/>
       <w:iCs/>
       <w:color w:val="404040" w:themeColor="text1" w:themeTint="BF"/>
@@ -1778,9 +1595,6 @@
     <w:qFormat/>
     <w:rsid w:val="00FC693F"/>
     <w:pPr>
-      <w:pBdr>
-        <w:bottom w:val="single" w:sz="4" w:space="4" w:color="4F81BD" w:themeColor="accent1"/>
-      </w:pBdr>
       <w:spacing w:before="200" w:after="280"/>
       <w:ind w:left="936" w:right="936"/>
     </w:pPr>
@@ -3308,7 +3122,7 @@
         <w:spacing w:before="0" w:after="0" w:line="240" w:lineRule="auto"/>
       </w:pPr>
       <w:rPr>
-        <w:rFonts w:asciiTheme="majorHAnsi" w:eastAsiaTheme="majorEastAsia" w:hAnsiTheme="majorHAnsi" w:cstheme="majorBidi"/>
+        <w:rFonts/>
         <w:b/>
         <w:bCs/>
       </w:rPr>
@@ -3329,7 +3143,7 @@
         <w:spacing w:before="0" w:after="0" w:line="240" w:lineRule="auto"/>
       </w:pPr>
       <w:rPr>
-        <w:rFonts w:asciiTheme="majorHAnsi" w:eastAsiaTheme="majorEastAsia" w:hAnsiTheme="majorHAnsi" w:cstheme="majorBidi"/>
+        <w:rFonts/>
         <w:b/>
         <w:bCs/>
       </w:rPr>
@@ -3347,14 +3161,14 @@
     </w:tblStylePr>
     <w:tblStylePr w:type="firstCol">
       <w:rPr>
-        <w:rFonts w:asciiTheme="majorHAnsi" w:eastAsiaTheme="majorEastAsia" w:hAnsiTheme="majorHAnsi" w:cstheme="majorBidi"/>
+        <w:rFonts/>
         <w:b/>
         <w:bCs/>
       </w:rPr>
     </w:tblStylePr>
     <w:tblStylePr w:type="lastCol">
       <w:rPr>
-        <w:rFonts w:asciiTheme="majorHAnsi" w:eastAsiaTheme="majorEastAsia" w:hAnsiTheme="majorHAnsi" w:cstheme="majorBidi"/>
+        <w:rFonts/>
         <w:b/>
         <w:bCs/>
       </w:rPr>
@@ -3438,7 +3252,7 @@
         <w:spacing w:before="0" w:after="0" w:line="240" w:lineRule="auto"/>
       </w:pPr>
       <w:rPr>
-        <w:rFonts w:asciiTheme="majorHAnsi" w:eastAsiaTheme="majorEastAsia" w:hAnsiTheme="majorHAnsi" w:cstheme="majorBidi"/>
+        <w:rFonts/>
         <w:b/>
         <w:bCs/>
       </w:rPr>
@@ -3459,7 +3273,7 @@
         <w:spacing w:before="0" w:after="0" w:line="240" w:lineRule="auto"/>
       </w:pPr>
       <w:rPr>
-        <w:rFonts w:asciiTheme="majorHAnsi" w:eastAsiaTheme="majorEastAsia" w:hAnsiTheme="majorHAnsi" w:cstheme="majorBidi"/>
+        <w:rFonts/>
         <w:b/>
         <w:bCs/>
       </w:rPr>
@@ -3477,14 +3291,14 @@
     </w:tblStylePr>
     <w:tblStylePr w:type="firstCol">
       <w:rPr>
-        <w:rFonts w:asciiTheme="majorHAnsi" w:eastAsiaTheme="majorEastAsia" w:hAnsiTheme="majorHAnsi" w:cstheme="majorBidi"/>
+        <w:rFonts/>
         <w:b/>
         <w:bCs/>
       </w:rPr>
     </w:tblStylePr>
     <w:tblStylePr w:type="lastCol">
       <w:rPr>
-        <w:rFonts w:asciiTheme="majorHAnsi" w:eastAsiaTheme="majorEastAsia" w:hAnsiTheme="majorHAnsi" w:cstheme="majorBidi"/>
+        <w:rFonts/>
         <w:b/>
         <w:bCs/>
       </w:rPr>
@@ -3568,7 +3382,7 @@
         <w:spacing w:before="0" w:after="0" w:line="240" w:lineRule="auto"/>
       </w:pPr>
       <w:rPr>
-        <w:rFonts w:asciiTheme="majorHAnsi" w:eastAsiaTheme="majorEastAsia" w:hAnsiTheme="majorHAnsi" w:cstheme="majorBidi"/>
+        <w:rFonts/>
         <w:b/>
         <w:bCs/>
       </w:rPr>
@@ -3589,7 +3403,7 @@
         <w:spacing w:before="0" w:after="0" w:line="240" w:lineRule="auto"/>
       </w:pPr>
       <w:rPr>
-        <w:rFonts w:asciiTheme="majorHAnsi" w:eastAsiaTheme="majorEastAsia" w:hAnsiTheme="majorHAnsi" w:cstheme="majorBidi"/>
+        <w:rFonts/>
         <w:b/>
         <w:bCs/>
       </w:rPr>
@@ -3607,14 +3421,14 @@
     </w:tblStylePr>
     <w:tblStylePr w:type="firstCol">
       <w:rPr>
-        <w:rFonts w:asciiTheme="majorHAnsi" w:eastAsiaTheme="majorEastAsia" w:hAnsiTheme="majorHAnsi" w:cstheme="majorBidi"/>
+        <w:rFonts/>
         <w:b/>
         <w:bCs/>
       </w:rPr>
     </w:tblStylePr>
     <w:tblStylePr w:type="lastCol">
       <w:rPr>
-        <w:rFonts w:asciiTheme="majorHAnsi" w:eastAsiaTheme="majorEastAsia" w:hAnsiTheme="majorHAnsi" w:cstheme="majorBidi"/>
+        <w:rFonts/>
         <w:b/>
         <w:bCs/>
       </w:rPr>
@@ -3698,7 +3512,7 @@
         <w:spacing w:before="0" w:after="0" w:line="240" w:lineRule="auto"/>
       </w:pPr>
       <w:rPr>
-        <w:rFonts w:asciiTheme="majorHAnsi" w:eastAsiaTheme="majorEastAsia" w:hAnsiTheme="majorHAnsi" w:cstheme="majorBidi"/>
+        <w:rFonts/>
         <w:b/>
         <w:bCs/>
       </w:rPr>
@@ -3719,7 +3533,7 @@
         <w:spacing w:before="0" w:after="0" w:line="240" w:lineRule="auto"/>
       </w:pPr>
       <w:rPr>
-        <w:rFonts w:asciiTheme="majorHAnsi" w:eastAsiaTheme="majorEastAsia" w:hAnsiTheme="majorHAnsi" w:cstheme="majorBidi"/>
+        <w:rFonts/>
         <w:b/>
         <w:bCs/>
       </w:rPr>
@@ -3737,14 +3551,14 @@
     </w:tblStylePr>
     <w:tblStylePr w:type="firstCol">
       <w:rPr>
-        <w:rFonts w:asciiTheme="majorHAnsi" w:eastAsiaTheme="majorEastAsia" w:hAnsiTheme="majorHAnsi" w:cstheme="majorBidi"/>
+        <w:rFonts/>
         <w:b/>
         <w:bCs/>
       </w:rPr>
     </w:tblStylePr>
     <w:tblStylePr w:type="lastCol">
       <w:rPr>
-        <w:rFonts w:asciiTheme="majorHAnsi" w:eastAsiaTheme="majorEastAsia" w:hAnsiTheme="majorHAnsi" w:cstheme="majorBidi"/>
+        <w:rFonts/>
         <w:b/>
         <w:bCs/>
       </w:rPr>
@@ -3828,7 +3642,7 @@
         <w:spacing w:before="0" w:after="0" w:line="240" w:lineRule="auto"/>
       </w:pPr>
       <w:rPr>
-        <w:rFonts w:asciiTheme="majorHAnsi" w:eastAsiaTheme="majorEastAsia" w:hAnsiTheme="majorHAnsi" w:cstheme="majorBidi"/>
+        <w:rFonts/>
         <w:b/>
         <w:bCs/>
       </w:rPr>
@@ -3849,7 +3663,7 @@
         <w:spacing w:before="0" w:after="0" w:line="240" w:lineRule="auto"/>
       </w:pPr>
       <w:rPr>
-        <w:rFonts w:asciiTheme="majorHAnsi" w:eastAsiaTheme="majorEastAsia" w:hAnsiTheme="majorHAnsi" w:cstheme="majorBidi"/>
+        <w:rFonts/>
         <w:b/>
         <w:bCs/>
       </w:rPr>
@@ -3867,14 +3681,14 @@
     </w:tblStylePr>
     <w:tblStylePr w:type="firstCol">
       <w:rPr>
-        <w:rFonts w:asciiTheme="majorHAnsi" w:eastAsiaTheme="majorEastAsia" w:hAnsiTheme="majorHAnsi" w:cstheme="majorBidi"/>
+        <w:rFonts/>
         <w:b/>
         <w:bCs/>
       </w:rPr>
     </w:tblStylePr>
     <w:tblStylePr w:type="lastCol">
       <w:rPr>
-        <w:rFonts w:asciiTheme="majorHAnsi" w:eastAsiaTheme="majorEastAsia" w:hAnsiTheme="majorHAnsi" w:cstheme="majorBidi"/>
+        <w:rFonts/>
         <w:b/>
         <w:bCs/>
       </w:rPr>
@@ -3958,7 +3772,7 @@
         <w:spacing w:before="0" w:after="0" w:line="240" w:lineRule="auto"/>
       </w:pPr>
       <w:rPr>
-        <w:rFonts w:asciiTheme="majorHAnsi" w:eastAsiaTheme="majorEastAsia" w:hAnsiTheme="majorHAnsi" w:cstheme="majorBidi"/>
+        <w:rFonts/>
         <w:b/>
         <w:bCs/>
       </w:rPr>
@@ -3979,7 +3793,7 @@
         <w:spacing w:before="0" w:after="0" w:line="240" w:lineRule="auto"/>
       </w:pPr>
       <w:rPr>
-        <w:rFonts w:asciiTheme="majorHAnsi" w:eastAsiaTheme="majorEastAsia" w:hAnsiTheme="majorHAnsi" w:cstheme="majorBidi"/>
+        <w:rFonts/>
         <w:b/>
         <w:bCs/>
       </w:rPr>
@@ -3997,14 +3811,14 @@
     </w:tblStylePr>
     <w:tblStylePr w:type="firstCol">
       <w:rPr>
-        <w:rFonts w:asciiTheme="majorHAnsi" w:eastAsiaTheme="majorEastAsia" w:hAnsiTheme="majorHAnsi" w:cstheme="majorBidi"/>
+        <w:rFonts/>
         <w:b/>
         <w:bCs/>
       </w:rPr>
     </w:tblStylePr>
     <w:tblStylePr w:type="lastCol">
       <w:rPr>
-        <w:rFonts w:asciiTheme="majorHAnsi" w:eastAsiaTheme="majorEastAsia" w:hAnsiTheme="majorHAnsi" w:cstheme="majorBidi"/>
+        <w:rFonts/>
         <w:b/>
         <w:bCs/>
       </w:rPr>
@@ -4088,7 +3902,7 @@
         <w:spacing w:before="0" w:after="0" w:line="240" w:lineRule="auto"/>
       </w:pPr>
       <w:rPr>
-        <w:rFonts w:asciiTheme="majorHAnsi" w:eastAsiaTheme="majorEastAsia" w:hAnsiTheme="majorHAnsi" w:cstheme="majorBidi"/>
+        <w:rFonts/>
         <w:b/>
         <w:bCs/>
       </w:rPr>
@@ -4109,7 +3923,7 @@
         <w:spacing w:before="0" w:after="0" w:line="240" w:lineRule="auto"/>
       </w:pPr>
       <w:rPr>
-        <w:rFonts w:asciiTheme="majorHAnsi" w:eastAsiaTheme="majorEastAsia" w:hAnsiTheme="majorHAnsi" w:cstheme="majorBidi"/>
+        <w:rFonts/>
         <w:b/>
         <w:bCs/>
       </w:rPr>
@@ -4127,14 +3941,14 @@
     </w:tblStylePr>
     <w:tblStylePr w:type="firstCol">
       <w:rPr>
-        <w:rFonts w:asciiTheme="majorHAnsi" w:eastAsiaTheme="majorEastAsia" w:hAnsiTheme="majorHAnsi" w:cstheme="majorBidi"/>
+        <w:rFonts/>
         <w:b/>
         <w:bCs/>
       </w:rPr>
     </w:tblStylePr>
     <w:tblStylePr w:type="lastCol">
       <w:rPr>
-        <w:rFonts w:asciiTheme="majorHAnsi" w:eastAsiaTheme="majorEastAsia" w:hAnsiTheme="majorHAnsi" w:cstheme="majorBidi"/>
+        <w:rFonts/>
         <w:b/>
         <w:bCs/>
       </w:rPr>
@@ -5999,7 +5813,7 @@
     </w:tblPr>
     <w:tblStylePr w:type="firstRow">
       <w:rPr>
-        <w:rFonts w:asciiTheme="majorHAnsi" w:eastAsiaTheme="majorEastAsia" w:hAnsiTheme="majorHAnsi" w:cstheme="majorBidi"/>
+        <w:rFonts/>
       </w:rPr>
       <w:tblPr/>
       <w:tcPr>
@@ -6083,7 +5897,7 @@
     </w:tblPr>
     <w:tblStylePr w:type="firstRow">
       <w:rPr>
-        <w:rFonts w:asciiTheme="majorHAnsi" w:eastAsiaTheme="majorEastAsia" w:hAnsiTheme="majorHAnsi" w:cstheme="majorBidi"/>
+        <w:rFonts/>
       </w:rPr>
       <w:tblPr/>
       <w:tcPr>
@@ -6167,7 +5981,7 @@
     </w:tblPr>
     <w:tblStylePr w:type="firstRow">
       <w:rPr>
-        <w:rFonts w:asciiTheme="majorHAnsi" w:eastAsiaTheme="majorEastAsia" w:hAnsiTheme="majorHAnsi" w:cstheme="majorBidi"/>
+        <w:rFonts/>
       </w:rPr>
       <w:tblPr/>
       <w:tcPr>
@@ -6251,7 +6065,7 @@
     </w:tblPr>
     <w:tblStylePr w:type="firstRow">
       <w:rPr>
-        <w:rFonts w:asciiTheme="majorHAnsi" w:eastAsiaTheme="majorEastAsia" w:hAnsiTheme="majorHAnsi" w:cstheme="majorBidi"/>
+        <w:rFonts/>
       </w:rPr>
       <w:tblPr/>
       <w:tcPr>
@@ -6335,7 +6149,7 @@
     </w:tblPr>
     <w:tblStylePr w:type="firstRow">
       <w:rPr>
-        <w:rFonts w:asciiTheme="majorHAnsi" w:eastAsiaTheme="majorEastAsia" w:hAnsiTheme="majorHAnsi" w:cstheme="majorBidi"/>
+        <w:rFonts/>
       </w:rPr>
       <w:tblPr/>
       <w:tcPr>
@@ -6419,7 +6233,7 @@
     </w:tblPr>
     <w:tblStylePr w:type="firstRow">
       <w:rPr>
-        <w:rFonts w:asciiTheme="majorHAnsi" w:eastAsiaTheme="majorEastAsia" w:hAnsiTheme="majorHAnsi" w:cstheme="majorBidi"/>
+        <w:rFonts/>
       </w:rPr>
       <w:tblPr/>
       <w:tcPr>
@@ -6503,7 +6317,7 @@
     </w:tblPr>
     <w:tblStylePr w:type="firstRow">
       <w:rPr>
-        <w:rFonts w:asciiTheme="majorHAnsi" w:eastAsiaTheme="majorEastAsia" w:hAnsiTheme="majorHAnsi" w:cstheme="majorBidi"/>
+        <w:rFonts/>
       </w:rPr>
       <w:tblPr/>
       <w:tcPr>
@@ -6568,7 +6382,7 @@
       <w:spacing w:after="0" w:line="240" w:lineRule="auto"/>
     </w:pPr>
     <w:rPr>
-      <w:rFonts w:asciiTheme="majorHAnsi" w:eastAsiaTheme="majorEastAsia" w:hAnsiTheme="majorHAnsi" w:cstheme="majorBidi"/>
+      <w:rFonts/>
       <w:color w:val="000000" w:themeColor="text1"/>
     </w:rPr>
     <w:tblPr>
@@ -6696,7 +6510,7 @@
       <w:spacing w:after="0" w:line="240" w:lineRule="auto"/>
     </w:pPr>
     <w:rPr>
-      <w:rFonts w:asciiTheme="majorHAnsi" w:eastAsiaTheme="majorEastAsia" w:hAnsiTheme="majorHAnsi" w:cstheme="majorBidi"/>
+      <w:rFonts/>
       <w:color w:val="000000" w:themeColor="text1"/>
     </w:rPr>
     <w:tblPr>
@@ -6824,7 +6638,7 @@
       <w:spacing w:after="0" w:line="240" w:lineRule="auto"/>
     </w:pPr>
     <w:rPr>
-      <w:rFonts w:asciiTheme="majorHAnsi" w:eastAsiaTheme="majorEastAsia" w:hAnsiTheme="majorHAnsi" w:cstheme="majorBidi"/>
+      <w:rFonts/>
       <w:color w:val="000000" w:themeColor="text1"/>
     </w:rPr>
     <w:tblPr>
@@ -6952,7 +6766,7 @@
       <w:spacing w:after="0" w:line="240" w:lineRule="auto"/>
     </w:pPr>
     <w:rPr>
-      <w:rFonts w:asciiTheme="majorHAnsi" w:eastAsiaTheme="majorEastAsia" w:hAnsiTheme="majorHAnsi" w:cstheme="majorBidi"/>
+      <w:rFonts/>
       <w:color w:val="000000" w:themeColor="text1"/>
     </w:rPr>
     <w:tblPr>
@@ -7080,7 +6894,7 @@
       <w:spacing w:after="0" w:line="240" w:lineRule="auto"/>
     </w:pPr>
     <w:rPr>
-      <w:rFonts w:asciiTheme="majorHAnsi" w:eastAsiaTheme="majorEastAsia" w:hAnsiTheme="majorHAnsi" w:cstheme="majorBidi"/>
+      <w:rFonts/>
       <w:color w:val="000000" w:themeColor="text1"/>
     </w:rPr>
     <w:tblPr>
@@ -7208,7 +7022,7 @@
       <w:spacing w:after="0" w:line="240" w:lineRule="auto"/>
     </w:pPr>
     <w:rPr>
-      <w:rFonts w:asciiTheme="majorHAnsi" w:eastAsiaTheme="majorEastAsia" w:hAnsiTheme="majorHAnsi" w:cstheme="majorBidi"/>
+      <w:rFonts/>
       <w:color w:val="000000" w:themeColor="text1"/>
     </w:rPr>
     <w:tblPr>
@@ -7336,7 +7150,7 @@
       <w:spacing w:after="0" w:line="240" w:lineRule="auto"/>
     </w:pPr>
     <w:rPr>
-      <w:rFonts w:asciiTheme="majorHAnsi" w:eastAsiaTheme="majorEastAsia" w:hAnsiTheme="majorHAnsi" w:cstheme="majorBidi"/>
+      <w:rFonts/>
       <w:color w:val="000000" w:themeColor="text1"/>
     </w:rPr>
     <w:tblPr>
@@ -7975,7 +7789,7 @@
       <w:spacing w:after="0" w:line="240" w:lineRule="auto"/>
     </w:pPr>
     <w:rPr>
-      <w:rFonts w:asciiTheme="majorHAnsi" w:eastAsiaTheme="majorEastAsia" w:hAnsiTheme="majorHAnsi" w:cstheme="majorBidi"/>
+      <w:rFonts/>
       <w:color w:val="000000" w:themeColor="text1"/>
     </w:rPr>
     <w:tblPr>
@@ -8100,7 +7914,7 @@
       <w:spacing w:after="0" w:line="240" w:lineRule="auto"/>
     </w:pPr>
     <w:rPr>
-      <w:rFonts w:asciiTheme="majorHAnsi" w:eastAsiaTheme="majorEastAsia" w:hAnsiTheme="majorHAnsi" w:cstheme="majorBidi"/>
+      <w:rFonts/>
       <w:color w:val="000000" w:themeColor="text1"/>
     </w:rPr>
     <w:tblPr>
@@ -8225,7 +8039,7 @@
       <w:spacing w:after="0" w:line="240" w:lineRule="auto"/>
     </w:pPr>
     <w:rPr>
-      <w:rFonts w:asciiTheme="majorHAnsi" w:eastAsiaTheme="majorEastAsia" w:hAnsiTheme="majorHAnsi" w:cstheme="majorBidi"/>
+      <w:rFonts/>
       <w:color w:val="000000" w:themeColor="text1"/>
     </w:rPr>
     <w:tblPr>
@@ -8350,7 +8164,7 @@
       <w:spacing w:after="0" w:line="240" w:lineRule="auto"/>
     </w:pPr>
     <w:rPr>
-      <w:rFonts w:asciiTheme="majorHAnsi" w:eastAsiaTheme="majorEastAsia" w:hAnsiTheme="majorHAnsi" w:cstheme="majorBidi"/>
+      <w:rFonts/>
       <w:color w:val="000000" w:themeColor="text1"/>
     </w:rPr>
     <w:tblPr>
@@ -8475,7 +8289,7 @@
       <w:spacing w:after="0" w:line="240" w:lineRule="auto"/>
     </w:pPr>
     <w:rPr>
-      <w:rFonts w:asciiTheme="majorHAnsi" w:eastAsiaTheme="majorEastAsia" w:hAnsiTheme="majorHAnsi" w:cstheme="majorBidi"/>
+      <w:rFonts/>
       <w:color w:val="000000" w:themeColor="text1"/>
     </w:rPr>
     <w:tblPr>
@@ -8600,7 +8414,7 @@
       <w:spacing w:after="0" w:line="240" w:lineRule="auto"/>
     </w:pPr>
     <w:rPr>
-      <w:rFonts w:asciiTheme="majorHAnsi" w:eastAsiaTheme="majorEastAsia" w:hAnsiTheme="majorHAnsi" w:cstheme="majorBidi"/>
+      <w:rFonts/>
       <w:color w:val="000000" w:themeColor="text1"/>
     </w:rPr>
     <w:tblPr>
@@ -8725,7 +8539,7 @@
       <w:spacing w:after="0" w:line="240" w:lineRule="auto"/>
     </w:pPr>
     <w:rPr>
-      <w:rFonts w:asciiTheme="majorHAnsi" w:eastAsiaTheme="majorEastAsia" w:hAnsiTheme="majorHAnsi" w:cstheme="majorBidi"/>
+      <w:rFonts/>
       <w:color w:val="000000" w:themeColor="text1"/>
     </w:rPr>
     <w:tblPr>

--- a/az/discovery-articles/3.6 Təyyarə.docx
+++ b/az/discovery-articles/3.6 Təyyarə.docx
@@ -32,7 +32,7 @@
         <w:rPr>
           <w:sz w:val="20"/>
         </w:rPr>
-        <w:t>Dövr: 1903 (Rayt qardaşlarının Şimali Karolinanın Kitti-Hok ərazisində ilk mühərrikli uçuşu) | Əsas şəxslər: Orvill və Uilbur Rayt; sonralar Lui Blerio, Antoni Fokker, Frenk Uitl (reaktiv mühərrik)</w:t>
+        <w:t>Dövr: 1903-cü il — Rayt qardaşlarının Şimali Karolinada, Kitti-Hok yaxınlığında mühərrikli təyyarə ilə uçuşları | Əsas şəxslər: Orvill və Uilbur Rayt; sonrakı dövrlərdə Lui Blerio, Antoni Fokker və reaktiv mühərrikin inkişafına töhfə verən Frenk Uitl</w:t>
       </w:r>
     </w:p>
     <w:p>
@@ -40,7 +40,7 @@
         <w:widowControl/>
       </w:pPr>
       <w:r>
-        <w:t>Təyyarə havadan ağır uçuş aparatıdır. Qanadların havaya nəzərən hərəkəti qaldırıcı qüvvə yaradır. Rayt qardaşlarının 1903-cü il uçuşları mühərriklə hərəkət edən aparatda idarə olunan uçuşun mümkünlüyünü göstərdi.</w:t>
+        <w:t>Təyyarə havadan ağır uçuş aparatıdır. Qanadlarının ətrafından keçən hava onu havada saxlayan qaldırıcı qüvvə yaradır. Rayt qardaşlarının 1903-cü ildə həyata keçirdiyi uçuşlar mühərrikli təyyarəni havaya qaldırmağın və uçuş zamanı idarə etməyin mümkün olduğunu göstərdi.</w:t>
       </w:r>
     </w:p>
     <w:p>
@@ -58,7 +58,7 @@
         <w:widowControl/>
       </w:pPr>
       <w:r>
-        <w:t>Uilbur və Orvill Rayt 1903-cü ildə Şimali Karolinanın Kitti-Hok ərazisində uçdular.</w:t>
+        <w:t>Uilbur və Orvill Rayt 1903-cü ildə Şimali Karolinada, Kitti-Hok yaxınlığında mühərrikli təyyarə ilə uçdular.</w:t>
       </w:r>
     </w:p>
     <w:p>
@@ -67,7 +67,7 @@
         <w:widowControl/>
       </w:pPr>
       <w:r>
-        <w:t>Onların əsas töhfəsi təkcə mühərrik deyil, üç ox üzrə idarəetmə idi.</w:t>
+        <w:t>Onların əsas nailiyyəti təkcə mühərrikdən istifadə etmək deyil, təyyarəni üç ox ətrafında idarə etməyə imkan verən sistem yaratmaq idi.</w:t>
       </w:r>
     </w:p>
     <w:p>
@@ -76,7 +76,7 @@
         <w:widowControl/>
       </w:pPr>
       <w:r>
-        <w:t>Otto Lilientalın və başqalarının əvvəlki planerləri qanad quruluşunu öyrənməyə kömək etmişdi.</w:t>
+        <w:t>Otto Lilientalın və digər ixtiraçıların əvvəlki planer sınaqları qanadların quruluşunu və havada necə işlədiyini öyrənməyə kömək etmişdi.</w:t>
       </w:r>
     </w:p>
     <w:p>
@@ -85,7 +85,7 @@
         <w:widowControl/>
       </w:pPr>
       <w:r>
-        <w:t>Dünya müharibələri taxta və parça gövdəli aparatlardan metal reaktiv təyyarələrə keçidi sürətləndirdi.</w:t>
+        <w:t>Dünya müharibələri aviasiyanın inkişafını sürətləndirdi. Taxta və parça ilə hazırlanan aparatlardan metal konstruksiyalı, daha sonra isə reaktiv təyyarələrə keçildi.</w:t>
       </w:r>
     </w:p>
     <w:p>
@@ -94,7 +94,7 @@
         <w:widowControl/>
       </w:pPr>
       <w:r>
-        <w:t>Sonralar mülki aviasiya qitələrarası səfərləri adi hala çevirdi.</w:t>
+        <w:t>Mülki aviasiyanın inkişafı qitələrarası səfərləri gündəlik həyatın bir hissəsinə çevirdi.</w:t>
       </w:r>
     </w:p>
     <w:p>
@@ -103,15 +103,7 @@
         <w:widowControl/>
       </w:pPr>
       <w:r>
-        <w:t>Bu nədir</w:t>
-      </w:r>
-    </w:p>
-    <w:p>
-      <w:pPr>
-        <w:widowControl/>
-      </w:pPr>
-      <w:r>
-        <w:t>Qanad ətrafından keçən hava yuxarı yönəlmiş qaldırıcı qüvvə yaradır, mühərrik isə hava müqavimətini dəf edir. Təyyarə şardan fərqli olaraq havadan ağırdır. İdarəetmə pilotun aparatı üç ox ətrafında döndərə bilməsi deməkdir: qanadları yana əymək, burnu qaldırıb-endirmək və sağa-sola yönəltmək. İdarə olunmayan qısa sıçrayış hələ yararlı uçuş deyil. Velosiped sürməyi öyrənəndə də tarazlıq və istiqamət pedalı çevirmək qədər vacibdir. Buna görə təyyarənin ixtirası qanadlar qədər idarəetmə sisteminin də yaradılmasıdır.</w:t>
+        <w:t>Bu nədir?</w:t>
       </w:r>
     </w:p>
     <w:p>
@@ -120,15 +112,7 @@
         <w:widowControl/>
       </w:pPr>
       <w:r>
-        <w:t>Kim kəşf edib və ya yaradıb</w:t>
-      </w:r>
-    </w:p>
-    <w:p>
-      <w:pPr>
-        <w:widowControl/>
-      </w:pPr>
-      <w:r>
-        <w:t>Ohayonun Deyton şəhərindən olan velosiped ustaları Uilbur və Orvill Rayt 17 dekabr 1903-cü ildə ümumən ilk kimi qəbul edilən idarə olunan, davamlı, mühərrikli uçuşları həyata keçirdilər. Onlar Otto Lilientalın planerlərini öyrəndilər, aerodinamik boru qurdular və qanadları burmaqla idarəetmə sistemi hazırladılar. Başqa ixtiraçılar da nəticəyə yaxınlaşmışdı; bəzi birincilik iddiaları hələ mübahisəlidir. Raytların qeydləri və fotoşəkilləri onların nailiyyətini əsas istinad nöqtəsinə çevirir.</w:t>
+        <w:t>Təyyarənin qanadları ətrafından keçən hava qaldırıcı qüvvə yaradır. Mühərrik isə təyyarəni irəli aparan və hava müqavimətini dəf edən dartı qüvvəsini təmin edir. Təyyarə şardan fərqli olaraq havadan ağırdır.</w:t>
       </w:r>
     </w:p>
     <w:p>
@@ -137,15 +121,88 @@
         <w:widowControl/>
       </w:pPr>
       <w:r>
-        <w:t>Nə vaxt və necə yaranıb</w:t>
+        <w:t>Uçmaq üçün yalnız havaya qalxmaq kifayət deyil. Pilot təyyarənin vəziyyətini və istiqamətini də idarə etməlidir: onu yana əyməli, burnunu qaldırıb-endirməli və sağa-sola döndərməlidir. Bunlar üç ox ətrafında idarəetmənin əsas hərəkətləridir.</w:t>
       </w:r>
     </w:p>
     <w:p>
       <w:pPr>
+        <w:pStyle w:val="Heading1"/>
         <w:widowControl/>
       </w:pPr>
       <w:r>
-        <w:t>Uçuşlar sabit küləyin və yumşaq qumun sınaqlara kömək etdiyi Kitti-Hok qum təpələrində baş tutdu. Qardaşlar ardıcıl işləyirdilər: əvvəl idarəetmə məsələsini həll etdilər, sonra özlərinin hazırladığı yüngül mühərriki əlavə etdilər. Şəxsi vəsait, ustalıq və XIX əsrin sonlarında quşlara və planerlərə artan maraq bu işə zəmin yaratdı. On il keçməmiş Avropa və Amerikada təyyarəni təkmilləşdirmək yarışı başladı.</w:t>
+        <w:t>Bunu velosiped sürməklə müqayisə etmək olar. Pedalı çevirmək nə qədər vacibdirsə, tarazlığı saxlamaq və sükanı idarə etmək də bir o qədər vacibdir. Təyyarənin yaradılmasında da qanad və mühərriklə yanaşı, etibarlı idarəetmə sistemi həlledici rol oynadı.</w:t>
+      </w:r>
+    </w:p>
+    <w:p>
+      <w:pPr>
+        <w:pStyle w:val="Heading1"/>
+        <w:widowControl/>
+      </w:pPr>
+      <w:r>
+        <w:t>Kim yaradıb?</w:t>
+      </w:r>
+    </w:p>
+    <w:p>
+      <w:pPr>
+        <w:pStyle w:val="Heading1"/>
+        <w:widowControl/>
+      </w:pPr>
+      <w:r>
+        <w:t>Ohayo ştatının Deyton şəhərində velosiped ustası kimi çalışan Uilbur və Orvill Rayt 17 dekabr 1903-cü ildə mühərrikli, idarə olunan və uçuşunu davam etdirə bilən təyyarə ilə ilk uçuşlar kimi geniş qəbul edilən sınaqları həyata keçirdilər.</w:t>
+      </w:r>
+    </w:p>
+    <w:p>
+      <w:pPr>
+        <w:pStyle w:val="Heading1"/>
+        <w:widowControl/>
+      </w:pPr>
+      <w:r>
+        <w:t>Qardaşlar Otto Lilientalın planerlərini və sınaqlarını öyrənmişdilər. Qanadların ətrafında havanın necə hərəkət etdiyini yoxlamaq üçün aerodinamik boru — hava axını ilə sınaq aparılan qurğu — hazırlamışdılar. Təyyarəni idarə etmək üçün qanadların uclarını buraraq onların vəziyyətini dəyişən mexanizmdən istifadə edirdilər.</w:t>
+      </w:r>
+    </w:p>
+    <w:p>
+      <w:pPr>
+        <w:pStyle w:val="Heading1"/>
+        <w:widowControl/>
+      </w:pPr>
+      <w:r>
+        <w:t>Başqa ixtiraçılar da həmin dövrdə uçuş probleminin həllinə yaxınlaşmışdılar. İlk uçuşun kimə aid olması barədə bəzi iddialar bu gün də mübahisəlidir. Rayt qardaşlarının qeydləri və fotoşəkilləri isə onların nailiyyətini aviasiya tarixinin əsas sənədləşdirilmiş hadisələrindən birinə çevirir.</w:t>
+      </w:r>
+    </w:p>
+    <w:p>
+      <w:pPr>
+        <w:pStyle w:val="Heading1"/>
+        <w:widowControl/>
+      </w:pPr>
+      <w:r>
+        <w:t>Nə vaxt və necə yaranıb?</w:t>
+      </w:r>
+    </w:p>
+    <w:p>
+      <w:pPr>
+        <w:pStyle w:val="Heading1"/>
+        <w:widowControl/>
+      </w:pPr>
+      <w:r>
+        <w:t>Sınaqlar Kitti-Hok yaxınlığındakı qumlu təpələrdə aparılırdı. Nisbətən sabit küləklər və yumşaq qum bu iş üçün əlverişli şərait yaradırdı.</w:t>
+      </w:r>
+    </w:p>
+    <w:p>
+      <w:pPr>
+        <w:pStyle w:val="Heading1"/>
+        <w:widowControl/>
+      </w:pPr>
+      <w:r>
+        <w:t>Qardaşlar işi mərhələlərlə görürdülər. Əvvəlcə planerlərlə idarəetməni sınaqdan keçirdilər, sonra mühərrikli aparata keçdilər. Bunun üçün yüngül mühərrik də hazırlanmalı idi.</w:t>
+      </w:r>
+    </w:p>
+    <w:p>
+      <w:pPr>
+        <w:pStyle w:val="Heading1"/>
+        <w:widowControl/>
+      </w:pPr>
+      <w:r>
+        <w:t>Onların şəxsi vəsaiti, ustalıq təcrübəsi və XIX əsrin sonlarında quşların uçuşuna və planerlərə artan maraq bu işin həyata keçməsinə kömək etdi. Sonrakı on il ərzində Avropada və Amerikada təyyarələri təkmilləşdirmək uğrunda rəqabət sürətləndi.</w:t>
       </w:r>
     </w:p>
     <w:p>
@@ -159,10 +216,29 @@
     </w:p>
     <w:p>
       <w:pPr>
+        <w:pStyle w:val="Heading1"/>
         <w:widowControl/>
       </w:pPr>
       <w:r>
-        <w:t>Uçuş aerodinamikanın inkişafını tələb etdi: hava necə axır, axın nə vaxt qanaddan ayrılaraq qaldırıcı qüvvəni azaldır, burulğanlar necə yaranır? Ölçü cihazları, radio və sonralar təzyiqi tənzimlənən kabinələr səmanı iş məkanına çevirdi. Təyyarə qaldırıcı qüvvə və idarəetmə haqqında sınaqdan çıxmış nəzəriyyənin ənənəvi təsəvvürləri geridə qoya bildiyini göstərdi. Qəzaların açıq araşdırılması da səhvlərdən öyrənmək üsuluna çevrildi.</w:t>
+        <w:t>Təyyarələrin inkişafı havanın hərəkətini və cisimlərə təsirini öyrənən aerodinamika elminə yeni suallar verdi: hava qanadın ətrafından necə keçir? Axın hansı şəraitdə qanadın səthindən ayrılır və qaldırıcı qüvvə azalır? Burulğanlar necə yaranır?</w:t>
+      </w:r>
+    </w:p>
+    <w:p>
+      <w:pPr>
+        <w:pStyle w:val="Heading1"/>
+        <w:widowControl/>
+      </w:pPr>
+      <w:r>
+        <w:t>Ölçü cihazları, radio əlaqəsi və sonralar daxili təzyiqi tənzimlənən kabinələr uçuş imkanlarını genişləndirdi. Təyyarə göstərdi ki, dəqiq ölçmələrə, hesablamalara və sınaqlara əsaslanan mühəndislik əvvəllər əlçatmaz görünən məqsədləri gerçəkləşdirə bilər.</w:t>
+      </w:r>
+    </w:p>
+    <w:p>
+      <w:pPr>
+        <w:pStyle w:val="Heading1"/>
+        <w:widowControl/>
+      </w:pPr>
+      <w:r>
+        <w:t>Qəzaların araşdırılması və nəticələrin paylaşılması da səhvlərdən öyrənməyin, uçuş təhlükəsizliyini artırmağın mühüm yoluna çevrildi.</w:t>
       </w:r>
     </w:p>
     <w:p>
@@ -176,10 +252,11 @@
     </w:p>
     <w:p>
       <w:pPr>
+        <w:pStyle w:val="Heading1"/>
         <w:widowControl/>
       </w:pPr>
       <w:r>
-        <w:t>Hərbi təyyarələr müharibəni, hava poçtu və sərnişin təyyarələri isə dinc həyatı dəyişdi. 1950-ci illərdən sonra reaktiv təyyarələr okeanı bir gün ərzində keçməyi mümkün etdi. İndi peyklər və kompüterlər hava gəmilərinin istiqamətini müəyyənləşdirir, amma qanad və idarəetmə prinsipi qalır. Kiçik, çox vaxt pilotsuz dronlar bu inkişafın davamıdır. Elektrik təyyarələri də eyni fikir üzərində qurulan sonrakı təcrübələrdir.</w:t>
+        <w:t>Hərbi təyyarələr müharibələrin aparılmasını, hava poçtu və sərnişin daşımaları isə dinc həyatı dəyişdirdi. 1950-ci illərdən etibarən reaktiv sərnişin təyyarələrinin yayılması okeanlararası səfərləri daha da sürətləndirdi.</w:t>
       </w:r>
     </w:p>
     <w:p>
@@ -188,15 +265,52 @@
         <w:widowControl/>
       </w:pPr>
       <w:r>
-        <w:t>İnsan həyatını necə dəyişib</w:t>
+        <w:t>Sonralar peyk naviqasiyası və kompüterlər təyyarələrin yerini müəyyənləşdirməyə və uçuşu idarə etməyə kömək etdi. Bununla belə, qanadların yaratdığı qaldırıcı qüvvədən istifadə və idarəetmə əsas əhəmiyyətini saxladı.</w:t>
       </w:r>
     </w:p>
     <w:p>
       <w:pPr>
+        <w:pStyle w:val="Heading1"/>
         <w:widowControl/>
       </w:pPr>
       <w:r>
-        <w:t>Adi insanlar qitələri saatlar ərzində keçmək, ailələri ilə görüşmək və tez xarab olan məhsulları daşımaq imkanı qazandılar. Səs-küy və tullantılar da artdı; dünya həm yaxşı, həm də mənfi mənada kiçildi. Hava nəqliyyatı qloballaşmanın əlamətinə çevrildi. Bu gün uzaqlıq çox vaxt dənizdə bir ay keçirmək deyil, müəyyən vaxt və bilet deməkdir.</w:t>
+        <w:t>Pilotsuz uçuş aparatları — dronlar — aviasiyanın sonrakı inkişaf istiqamətlərindən biridir. Elektrik mühərrikli təyyarələr də uçuşun eyni əsas prinsiplərindən istifadə edən yeni həllər sırasındadır.</w:t>
+      </w:r>
+    </w:p>
+    <w:p>
+      <w:pPr>
+        <w:pStyle w:val="Heading1"/>
+        <w:widowControl/>
+      </w:pPr>
+      <w:r>
+        <w:t>İnsan həyatını necə dəyişib?</w:t>
+      </w:r>
+    </w:p>
+    <w:p>
+      <w:pPr>
+        <w:pStyle w:val="Heading1"/>
+        <w:widowControl/>
+      </w:pPr>
+      <w:r>
+        <w:t>Hava nəqliyyatı daha çox insana qitələrarası məsafələri saatlar ərzində keçmək, uzaqda yaşayan yaxınları ilə görüşmək imkanı verdi. Tez xarab olan məhsulları da uzaq bazarlara qısa müddətdə çatdırmaq mümkün oldu.</w:t>
+      </w:r>
+    </w:p>
+    <w:p>
+      <w:pPr>
+        <w:pStyle w:val="Heading1"/>
+        <w:widowControl/>
+      </w:pPr>
+      <w:r>
+        <w:t>Bununla yanaşı, səs-küy və atmosferə atılan tullantılar artdı. Ölkələr və insanlar arasında əlaqələr sıxlaşdı; bu yaxınlaşma həm yeni imkanlar, həm də yeni problemlər yaratdı. Hava nəqliyyatı qloballaşmanın əsas vasitələrindən birinə çevrildi.</w:t>
+      </w:r>
+    </w:p>
+    <w:p>
+      <w:pPr>
+        <w:pStyle w:val="Heading1"/>
+        <w:widowControl/>
+      </w:pPr>
+      <w:r>
+        <w:t>Əvvəllər həftələrlə dəniz yolu getməyi tələb edən məsafələr indi bir neçə saatlıq uçuşla qət olunur. Uzaq səfəri planlaşdırarkən yolun uzunluğu ilə yanaşı, uçuş vaxtı və biletin qiyməti də əsas məsələlərdən oldu.</w:t>
       </w:r>
     </w:p>
     <w:p>
@@ -217,7 +331,7 @@
         <w:rPr>
           <w:sz w:val="20"/>
         </w:rPr>
-        <w:t>C Qurumların materialları və ensiklopedik mənbələr</w:t>
+        <w:t>Qurumların materialları və ensiklopedik mənbələr</w:t>
       </w:r>
     </w:p>
     <w:p>
@@ -277,7 +391,7 @@
         <w:rPr>
           <w:sz w:val="20"/>
         </w:rPr>
-        <w:t>D Muzey arxiv və kitabxana materialları</w:t>
+        <w:t>Muzey arxiv və kitabxana materialları</w:t>
       </w:r>
     </w:p>
     <w:p>
@@ -337,7 +451,7 @@
         <w:rPr>
           <w:sz w:val="20"/>
         </w:rPr>
-        <w:t>G Kosmik agentliklər laboratoriyalar və elmi təşkilatlar</w:t>
+        <w:t>Kosmik agentliklər laboratoriyalar və elmi təşkilatlar</w:t>
       </w:r>
     </w:p>
     <w:p>
